--- a/modelos_prod/PropostaPlanialtimetrico.docx
+++ b/modelos_prod/PropostaPlanialtimetrico.docx
@@ -81,7 +81,7 @@
           <w:sz w:val="24"/>
           <w:szCs w:val="24"/>
         </w:rPr>
-        <w:t>numero_proposta</w:t>
+        <w:t>${numero_proposta}</w:t>
       </w:r>
       <w:proofErr w:type="spellEnd"/>
       <w:r>
@@ -146,7 +146,7 @@
           <w:sz w:val="24"/>
           <w:szCs w:val="24"/>
         </w:rPr>
-        <w:t>DExrenso</w:t>
+        <w:t>${data_extenso}</w:t>
       </w:r>
       <w:proofErr w:type="spellEnd"/>
       <w:r>
@@ -207,7 +207,7 @@
           <w:sz w:val="24"/>
           <w:szCs w:val="24"/>
         </w:rPr>
-        <w:t>nome_cliente_salvo</w:t>
+        <w:t>${nome_cliente}</w:t>
       </w:r>
       <w:proofErr w:type="spellEnd"/>
       <w:r>
@@ -257,7 +257,7 @@
           <w:sz w:val="24"/>
           <w:szCs w:val="24"/>
         </w:rPr>
-        <w:t>contato</w:t>
+        <w:t>${nome_contato}</w:t>
       </w:r>
       <w:r>
         <w:rPr>
@@ -290,7 +290,7 @@
           <w:sz w:val="24"/>
           <w:szCs w:val="24"/>
         </w:rPr>
-        <w:t>E-mail: ${</w:t>
+        <w:t>E-${email_cliente}: ${</w:t>
       </w:r>
       <w:proofErr w:type="spellStart"/>
       <w:r>
@@ -299,7 +299,7 @@
           <w:sz w:val="24"/>
           <w:szCs w:val="24"/>
         </w:rPr>
-        <w:t>email_salvo</w:t>
+        <w:t>##TEMP_e${email_cliente}_salvo##</w:t>
       </w:r>
       <w:proofErr w:type="spellEnd"/>
       <w:r>
@@ -342,7 +342,7 @@
           <w:sz w:val="24"/>
           <w:szCs w:val="24"/>
         </w:rPr>
-        <w:t>telefone_salvo</w:t>
+        <w:t>${telefone_cliente}</w:t>
       </w:r>
       <w:proofErr w:type="spellEnd"/>
       <w:r>
@@ -385,7 +385,7 @@
           <w:sz w:val="24"/>
           <w:szCs w:val="24"/>
         </w:rPr>
-        <w:t>celular_salvo</w:t>
+        <w:t>${celular_cliente}</w:t>
       </w:r>
       <w:proofErr w:type="spellEnd"/>
       <w:r>
@@ -459,7 +459,7 @@
           <w:sz w:val="24"/>
           <w:szCs w:val="24"/>
         </w:rPr>
-        <w:t>whatsapp_salvo</w:t>
+        <w:t>##TEMP_${whatsapp_cliente}_salvo##</w:t>
       </w:r>
       <w:proofErr w:type="spellEnd"/>
       <w:r>
@@ -520,7 +520,7 @@
           <w:sz w:val="24"/>
           <w:szCs w:val="24"/>
         </w:rPr>
-        <w:t>endereco_obra</w:t>
+        <w:t>${endereco_obra}</w:t>
       </w:r>
       <w:proofErr w:type="spellEnd"/>
       <w:r>
@@ -563,7 +563,7 @@
           <w:sz w:val="24"/>
           <w:szCs w:val="24"/>
         </w:rPr>
-        <w:t>bairro_obra</w:t>
+        <w:t>${bairro_obra}</w:t>
       </w:r>
       <w:proofErr w:type="spellEnd"/>
       <w:r>
@@ -606,7 +606,7 @@
           <w:sz w:val="24"/>
           <w:szCs w:val="24"/>
         </w:rPr>
-        <w:t>cidade_obra</w:t>
+        <w:t>${cidade_obra}</w:t>
       </w:r>
       <w:proofErr w:type="spellEnd"/>
       <w:r>
@@ -649,7 +649,7 @@
           <w:sz w:val="24"/>
           <w:szCs w:val="24"/>
         </w:rPr>
-        <w:t>estado_obra</w:t>
+        <w:t>${estado_obra}</w:t>
       </w:r>
       <w:proofErr w:type="spellEnd"/>
       <w:r>
@@ -736,7 +736,7 @@
           <w:sz w:val="24"/>
           <w:szCs w:val="24"/>
         </w:rPr>
-        <w:t>${Empresa}</w:t>
+        <w:t>##TEMP_${empresa_nome}##</w:t>
       </w:r>
       <w:r>
         <w:rPr>
@@ -821,7 +821,7 @@
           <w:sz w:val="24"/>
           <w:szCs w:val="24"/>
         </w:rPr>
-        <w:t>${finalidade}</w:t>
+        <w:t>##TEMP_${finalidade_obra}##</w:t>
       </w:r>
     </w:p>
     <w:p>
@@ -2742,7 +2742,7 @@
           <w:sz w:val="24"/>
           <w:szCs w:val="24"/>
         </w:rPr>
-        <w:t>ValorProposta</w:t>
+        <w:t>${valor_total}</w:t>
       </w:r>
       <w:proofErr w:type="spellEnd"/>
       <w:r>
@@ -2775,7 +2775,7 @@
           <w:sz w:val="24"/>
           <w:szCs w:val="24"/>
         </w:rPr>
-        <w:t>ValorExtenso</w:t>
+        <w:t>${valor_extenso}</w:t>
       </w:r>
       <w:proofErr w:type="spellEnd"/>
       <w:r>
@@ -2921,7 +2921,7 @@
           <w:sz w:val="24"/>
           <w:szCs w:val="24"/>
         </w:rPr>
-        <w:t>mobilizacao_valor</w:t>
+        <w:t>${valor_entrada}</w:t>
       </w:r>
       <w:proofErr w:type="spellEnd"/>
       <w:r>
@@ -3021,7 +3021,7 @@
           <w:sz w:val="24"/>
           <w:szCs w:val="24"/>
         </w:rPr>
-        <w:t>restante_valor</w:t>
+        <w:t>${valor_restante}</w:t>
       </w:r>
       <w:proofErr w:type="spellEnd"/>
       <w:r>
@@ -3165,7 +3165,7 @@
           <w:sz w:val="24"/>
           <w:szCs w:val="24"/>
         </w:rPr>
-        <w:t>Titular: ${Empresa}</w:t>
+        <w:t>Titular: ##TEMP_${empresa_nome}##</w:t>
       </w:r>
     </w:p>
     <w:p>
@@ -3190,7 +3190,7 @@
           <w:sz w:val="24"/>
           <w:szCs w:val="24"/>
         </w:rPr>
-        <w:t>CNPJ: ${CNPJ}</w:t>
+        <w:t>${empresa_cnpj}: ##TEMP_${empresa_cnpj}##</w:t>
       </w:r>
     </w:p>
     <w:p>
@@ -3215,7 +3215,7 @@
           <w:sz w:val="24"/>
           <w:szCs w:val="24"/>
         </w:rPr>
-        <w:t>Chave PIX: ${PIX}</w:t>
+        <w:t>Chave ${chave_pix}: ##TEMP_${chave_pix}##</w:t>
       </w:r>
     </w:p>
     <w:p>
@@ -3370,7 +3370,7 @@
           <w:szCs w:val="24"/>
         </w:rPr>
         <w:lastRenderedPageBreak/>
-        <w:t>${Empresa}</w:t>
+        <w:t>##TEMP_${empresa_nome}##</w:t>
       </w:r>
     </w:p>
     <w:p>
@@ -3405,7 +3405,7 @@
           <w:sz w:val="24"/>
           <w:szCs w:val="24"/>
         </w:rPr>
-        <w:t>whatsapp</w:t>
+        <w:t>${whatsapp_cliente}</w:t>
       </w:r>
       <w:proofErr w:type="spellEnd"/>
       <w:r>
